--- a/Knowledge/3-Work knowledge/1-Software Engineering/1-Fundamentals/5-My Source/3-Network/9-Server/1-Types of Servers/1-Types of Servers (by Deployment)/1-Server Form Factors/2-Mini Server.docx
+++ b/Knowledge/3-Work knowledge/1-Software Engineering/1-Fundamentals/5-My Source/3-Network/9-Server/1-Types of Servers/1-Types of Servers (by Deployment)/1-Server Form Factors/2-Mini Server.docx
@@ -1716,17 +1716,124 @@
       <w:r>
         <w:rPr>
           <w:b/>
-          <w:bCs/>
-          <w:sz w:val="18"/>
-          <w:szCs w:val="18"/>
-          <w:highlight w:val="lightGray"/>
-        </w:rPr>
-        <w:t># Source: ScreenShots</w:t>
-      </w:r>
-      <w:r>
-        <w:rPr>
-          <w:sz w:val="18"/>
-          <w:szCs w:val="18"/>
+          <w:sz w:val="18"/>
+          <w:highlight w:val="lightGray"/>
+        </w:rPr>
+        <w:t xml:space="preserve"># Source: </w:t>
+      </w:r>
+      <w:r>
+        <w:rPr>
+          <w:rFonts w:ascii="Arial" w:hAnsi="Arial" w:eastAsia="Arial" w:cs="Arial"/>
+          <w:b/>
+          <w:i w:val="0"/>
+          <w:color w:val="000000"/>
+          <w:sz w:val="18"/>
+          <w:highlight w:val="lightGray"/>
+        </w:rPr>
+        <w:t>S</w:t>
+      </w:r>
+      <w:r>
+        <w:rPr>
+          <w:rFonts w:ascii="Arial" w:hAnsi="Arial" w:eastAsia="Arial" w:cs="Arial"/>
+          <w:b/>
+          <w:i w:val="0"/>
+          <w:color w:val="000000"/>
+          <w:sz w:val="18"/>
+          <w:highlight w:val="lightGray"/>
+        </w:rPr>
+        <w:t>c</w:t>
+      </w:r>
+      <w:r>
+        <w:rPr>
+          <w:rFonts w:ascii="Arial" w:hAnsi="Arial" w:eastAsia="Arial" w:cs="Arial"/>
+          <w:b/>
+          <w:i w:val="0"/>
+          <w:color w:val="000000"/>
+          <w:sz w:val="18"/>
+          <w:highlight w:val="lightGray"/>
+        </w:rPr>
+        <w:t>r</w:t>
+      </w:r>
+      <w:r>
+        <w:rPr>
+          <w:rFonts w:ascii="Arial" w:hAnsi="Arial" w:eastAsia="Arial" w:cs="Arial"/>
+          <w:b/>
+          <w:i w:val="0"/>
+          <w:color w:val="000000"/>
+          <w:sz w:val="18"/>
+          <w:highlight w:val="lightGray"/>
+        </w:rPr>
+        <w:t>e</w:t>
+      </w:r>
+      <w:r>
+        <w:rPr>
+          <w:rFonts w:ascii="Arial" w:hAnsi="Arial" w:eastAsia="Arial" w:cs="Arial"/>
+          <w:b/>
+          <w:i w:val="0"/>
+          <w:color w:val="000000"/>
+          <w:sz w:val="18"/>
+          <w:highlight w:val="lightGray"/>
+        </w:rPr>
+        <w:t>e</w:t>
+      </w:r>
+      <w:r>
+        <w:rPr>
+          <w:rFonts w:ascii="Arial" w:hAnsi="Arial" w:eastAsia="Arial" w:cs="Arial"/>
+          <w:b/>
+          <w:i w:val="0"/>
+          <w:color w:val="000000"/>
+          <w:sz w:val="18"/>
+          <w:highlight w:val="lightGray"/>
+        </w:rPr>
+        <w:t>n</w:t>
+      </w:r>
+      <w:r>
+        <w:rPr>
+          <w:rFonts w:ascii="Arial" w:hAnsi="Arial" w:eastAsia="Arial" w:cs="Arial"/>
+          <w:b/>
+          <w:i w:val="0"/>
+          <w:color w:val="000000"/>
+          <w:sz w:val="18"/>
+          <w:highlight w:val="lightGray"/>
+        </w:rPr>
+        <w:t>S</w:t>
+      </w:r>
+      <w:r>
+        <w:rPr>
+          <w:rFonts w:ascii="Arial" w:hAnsi="Arial" w:eastAsia="Arial" w:cs="Arial"/>
+          <w:b/>
+          <w:i w:val="0"/>
+          <w:color w:val="000000"/>
+          <w:sz w:val="18"/>
+          <w:highlight w:val="lightGray"/>
+        </w:rPr>
+        <w:t>h</w:t>
+      </w:r>
+      <w:r>
+        <w:rPr>
+          <w:rFonts w:ascii="Arial" w:hAnsi="Arial" w:eastAsia="Arial" w:cs="Arial"/>
+          <w:b/>
+          <w:i w:val="0"/>
+          <w:color w:val="000000"/>
+          <w:sz w:val="18"/>
+          <w:highlight w:val="lightGray"/>
+        </w:rPr>
+        <w:t>o</w:t>
+      </w:r>
+      <w:r>
+        <w:rPr>
+          <w:rFonts w:ascii="Arial" w:hAnsi="Arial" w:eastAsia="Arial" w:cs="Arial"/>
+          <w:b/>
+          <w:i w:val="0"/>
+          <w:color w:val="000000"/>
+          <w:sz w:val="18"/>
+          <w:highlight w:val="lightGray"/>
+        </w:rPr>
+        <w:t>t</w:t>
+      </w:r>
+      <w:r>
+        <w:rPr>
+          <w:sz w:val="18"/>
           <w:highlight w:val="lightGray"/>
         </w:rPr>
         <w:t xml:space="preserve"> </w:t>
@@ -1734,9 +1841,7 @@
       <w:r>
         <w:rPr>
           <w:b/>
-          <w:bCs/>
-          <w:sz w:val="18"/>
-          <w:szCs w:val="18"/>
+          <w:sz w:val="18"/>
           <w:highlight w:val="lightGray"/>
         </w:rPr>
         <w:t>Source</w:t>
@@ -1744,7 +1849,6 @@
       <w:r>
         <w:rPr>
           <w:sz w:val="18"/>
-          <w:szCs w:val="18"/>
           <w:highlight w:val="lightGray"/>
         </w:rPr>
         <w:t xml:space="preserve">: </w:t>
@@ -1752,9 +1856,7 @@
       <w:r>
         <w:rPr>
           <w:b/>
-          <w:bCs/>
-          <w:sz w:val="18"/>
-          <w:szCs w:val="18"/>
+          <w:sz w:val="18"/>
           <w:highlight w:val="lightGray"/>
         </w:rPr>
         <w:t>Provided by:</w:t>
@@ -1762,7 +1864,6 @@
       <w:r>
         <w:rPr>
           <w:sz w:val="18"/>
-          <w:szCs w:val="18"/>
           <w:highlight w:val="lightGray"/>
         </w:rPr>
         <w:t xml:space="preserve"> [Persons Table -&gt; ID Column: 1, Name_En Column: Motasem Essam] -&gt; </w:t>
@@ -1770,9 +1871,7 @@
       <w:r>
         <w:rPr>
           <w:b/>
-          <w:bCs/>
-          <w:sz w:val="18"/>
-          <w:szCs w:val="18"/>
+          <w:sz w:val="18"/>
           <w:highlight w:val="lightGray"/>
         </w:rPr>
         <w:t>Tool:</w:t>
@@ -1780,7 +1879,6 @@
       <w:r>
         <w:rPr>
           <w:sz w:val="18"/>
-          <w:szCs w:val="18"/>
           <w:highlight w:val="lightGray"/>
         </w:rPr>
         <w:t xml:space="preserve"> [Lightshot Program] -&gt; </w:t>
@@ -1788,9 +1886,7 @@
       <w:r>
         <w:rPr>
           <w:b/>
-          <w:bCs/>
-          <w:sz w:val="18"/>
-          <w:szCs w:val="18"/>
+          <w:sz w:val="18"/>
           <w:highlight w:val="lightGray"/>
         </w:rPr>
         <w:t xml:space="preserve">From </w:t>
@@ -1798,7 +1894,6 @@
       <w:r>
         <w:rPr>
           <w:sz w:val="18"/>
-          <w:szCs w:val="18"/>
           <w:highlight w:val="lightGray"/>
         </w:rPr>
         <w:t xml:space="preserve">[Site: Google Search: Images: </w:t>
@@ -1806,7 +1901,6 @@
       <w:r>
         <w:rPr>
           <w:sz w:val="18"/>
-          <w:szCs w:val="18"/>
           <w:highlight w:val="lightGray"/>
         </w:rPr>
         <w:t>mini server</w:t>
@@ -1814,7 +1908,6 @@
       <w:r>
         <w:rPr>
           <w:sz w:val="18"/>
-          <w:szCs w:val="18"/>
           <w:highlight w:val="lightGray"/>
         </w:rPr>
         <w:t xml:space="preserve">] </w:t>
@@ -1822,9 +1915,7 @@
       <w:r>
         <w:rPr>
           <w:b/>
-          <w:bCs/>
-          <w:sz w:val="18"/>
-          <w:szCs w:val="18"/>
+          <w:sz w:val="18"/>
           <w:highlight w:val="lightGray"/>
         </w:rPr>
         <w:t>on</w:t>
@@ -1832,7 +1923,6 @@
       <w:r>
         <w:rPr>
           <w:sz w:val="18"/>
-          <w:szCs w:val="18"/>
           <w:highlight w:val="lightGray"/>
         </w:rPr>
         <w:t xml:space="preserve"> [</w:t>
@@ -1875,7 +1965,6 @@
       <w:r>
         <w:rPr>
           <w:sz w:val="18"/>
-          <w:szCs w:val="18"/>
           <w:highlight w:val="lightGray"/>
         </w:rPr>
         <w:t>]</w:t>
